--- a/project/documents/communications/MissingPartsXmit4.docx
+++ b/project/documents/communications/MissingPartsXmit4.docx
@@ -41,7 +41,21 @@
         <w:rPr>
           <w:sz w:val="24"/>
         </w:rPr>
-        <w:t>Inventor(s):  &lt;&lt;inventorEtal&gt;&gt;</w:t>
+        <w:t>Inventor(s):  &lt;&lt;</w:t>
+      </w:r>
+      <w:proofErr w:type="spellStart"/>
+      <w:r>
+        <w:rPr>
+          <w:sz w:val="24"/>
+        </w:rPr>
+        <w:t>inventorEtal</w:t>
+      </w:r>
+      <w:proofErr w:type="spellEnd"/>
+      <w:r>
+        <w:rPr>
+          <w:sz w:val="24"/>
+        </w:rPr>
+        <w:t>&gt;&gt;</w:t>
       </w:r>
     </w:p>
     <w:p>
@@ -107,7 +121,21 @@
         <w:rPr>
           <w:sz w:val="24"/>
         </w:rPr>
-        <w:t>&lt;&lt;matterNo&gt;&gt;</w:t>
+        <w:t>&lt;&lt;</w:t>
+      </w:r>
+      <w:proofErr w:type="spellStart"/>
+      <w:r>
+        <w:rPr>
+          <w:sz w:val="24"/>
+        </w:rPr>
+        <w:t>matterNo</w:t>
+      </w:r>
+      <w:proofErr w:type="spellEnd"/>
+      <w:r>
+        <w:rPr>
+          <w:sz w:val="24"/>
+        </w:rPr>
+        <w:t>&gt;&gt;</w:t>
       </w:r>
       <w:r>
         <w:rPr>
@@ -132,7 +160,21 @@
         <w:rPr>
           <w:sz w:val="24"/>
         </w:rPr>
-        <w:t>&lt;&lt;serialNo&gt;&gt;</w:t>
+        <w:t>&lt;&lt;</w:t>
+      </w:r>
+      <w:proofErr w:type="spellStart"/>
+      <w:r>
+        <w:rPr>
+          <w:sz w:val="24"/>
+        </w:rPr>
+        <w:t>serialNo</w:t>
+      </w:r>
+      <w:proofErr w:type="spellEnd"/>
+      <w:r>
+        <w:rPr>
+          <w:sz w:val="24"/>
+        </w:rPr>
+        <w:t>&gt;&gt;</w:t>
       </w:r>
     </w:p>
     <w:p>
@@ -162,7 +204,21 @@
         <w:rPr>
           <w:sz w:val="24"/>
         </w:rPr>
-        <w:t>&lt;&lt;filedDate&gt;&gt;</w:t>
+        <w:t>&lt;&lt;</w:t>
+      </w:r>
+      <w:proofErr w:type="spellStart"/>
+      <w:r>
+        <w:rPr>
+          <w:sz w:val="24"/>
+        </w:rPr>
+        <w:t>filedDate</w:t>
+      </w:r>
+      <w:proofErr w:type="spellEnd"/>
+      <w:r>
+        <w:rPr>
+          <w:sz w:val="24"/>
+        </w:rPr>
+        <w:t>&gt;&gt;</w:t>
       </w:r>
       <w:r>
         <w:rPr>
@@ -181,7 +237,21 @@
         <w:rPr>
           <w:sz w:val="24"/>
         </w:rPr>
-        <w:t>&lt;&lt;dueDate&gt;&gt;</w:t>
+        <w:t>&lt;&lt;</w:t>
+      </w:r>
+      <w:proofErr w:type="spellStart"/>
+      <w:r>
+        <w:rPr>
+          <w:sz w:val="24"/>
+        </w:rPr>
+        <w:t>dueDate</w:t>
+      </w:r>
+      <w:proofErr w:type="spellEnd"/>
+      <w:r>
+        <w:rPr>
+          <w:sz w:val="24"/>
+        </w:rPr>
+        <w:t>&gt;&gt;</w:t>
       </w:r>
     </w:p>
     <w:p>
@@ -211,7 +281,21 @@
         <w:rPr>
           <w:sz w:val="24"/>
         </w:rPr>
-        <w:t>&lt;&lt;examinerName&gt;&gt;</w:t>
+        <w:t>&lt;&lt;</w:t>
+      </w:r>
+      <w:proofErr w:type="spellStart"/>
+      <w:r>
+        <w:rPr>
+          <w:sz w:val="24"/>
+        </w:rPr>
+        <w:t>examinerName</w:t>
+      </w:r>
+      <w:proofErr w:type="spellEnd"/>
+      <w:r>
+        <w:rPr>
+          <w:sz w:val="24"/>
+        </w:rPr>
+        <w:t>&gt;&gt;</w:t>
       </w:r>
       <w:r>
         <w:rPr>
@@ -236,7 +320,21 @@
         <w:rPr>
           <w:sz w:val="24"/>
         </w:rPr>
-        <w:t>&lt;&lt;artUnit&gt;&gt;</w:t>
+        <w:t>&lt;&lt;</w:t>
+      </w:r>
+      <w:proofErr w:type="spellStart"/>
+      <w:r>
+        <w:rPr>
+          <w:sz w:val="24"/>
+        </w:rPr>
+        <w:t>artUnit</w:t>
+      </w:r>
+      <w:proofErr w:type="spellEnd"/>
+      <w:r>
+        <w:rPr>
+          <w:sz w:val="24"/>
+        </w:rPr>
+        <w:t>&gt;&gt;</w:t>
       </w:r>
     </w:p>
     <w:p>
@@ -266,7 +364,21 @@
         <w:rPr>
           <w:sz w:val="24"/>
         </w:rPr>
-        <w:t>&lt;&lt;custNoCorresp&gt;&gt;</w:t>
+        <w:t>&lt;&lt;</w:t>
+      </w:r>
+      <w:proofErr w:type="spellStart"/>
+      <w:r>
+        <w:rPr>
+          <w:sz w:val="24"/>
+        </w:rPr>
+        <w:t>custNoCorresp</w:t>
+      </w:r>
+      <w:proofErr w:type="spellEnd"/>
+      <w:r>
+        <w:rPr>
+          <w:sz w:val="24"/>
+        </w:rPr>
+        <w:t>&gt;&gt;</w:t>
       </w:r>
       <w:r>
         <w:rPr>
@@ -291,7 +403,21 @@
         <w:rPr>
           <w:sz w:val="24"/>
         </w:rPr>
-        <w:t>&lt;&lt;confirmNo&gt;&gt;</w:t>
+        <w:t>&lt;&lt;</w:t>
+      </w:r>
+      <w:proofErr w:type="spellStart"/>
+      <w:r>
+        <w:rPr>
+          <w:sz w:val="24"/>
+        </w:rPr>
+        <w:t>confirmNo</w:t>
+      </w:r>
+      <w:proofErr w:type="spellEnd"/>
+      <w:r>
+        <w:rPr>
+          <w:sz w:val="24"/>
+        </w:rPr>
+        <w:t>&gt;&gt;</w:t>
       </w:r>
     </w:p>
     <w:p>
@@ -435,7 +561,21 @@
         <w:rPr>
           <w:sz w:val="24"/>
         </w:rPr>
-        <w:t>&lt;&lt;surchargeText&gt;&gt;</w:t>
+        <w:t>&lt;&lt;</w:t>
+      </w:r>
+      <w:proofErr w:type="spellStart"/>
+      <w:r>
+        <w:rPr>
+          <w:sz w:val="24"/>
+        </w:rPr>
+        <w:t>surchargeText</w:t>
+      </w:r>
+      <w:proofErr w:type="spellEnd"/>
+      <w:r>
+        <w:rPr>
+          <w:sz w:val="24"/>
+        </w:rPr>
+        <w:t>&gt;&gt;</w:t>
       </w:r>
     </w:p>
     <w:p>
@@ -1000,6 +1140,7 @@
           <w:tab w:val="left" w:pos="720"/>
         </w:tabs>
         <w:rPr>
+          <w:noProof/>
           <w:sz w:val="24"/>
         </w:rPr>
       </w:pPr>
@@ -1017,6 +1158,31 @@
           <w:sz w:val="24"/>
         </w:rPr>
         <w:t>&lt;&lt;pamdText&gt;&gt;</w:t>
+      </w:r>
+    </w:p>
+    <w:p>
+      <w:pPr>
+        <w:tabs>
+          <w:tab w:val="left" w:pos="720"/>
+        </w:tabs>
+        <w:rPr>
+          <w:sz w:val="24"/>
+        </w:rPr>
+      </w:pPr>
+      <w:r>
+        <w:rPr>
+          <w:noProof/>
+          <w:sz w:val="24"/>
+          <w:u w:val="single"/>
+        </w:rPr>
+        <w:t>&lt;&lt;extraX&gt;&gt;</w:t>
+      </w:r>
+      <w:r>
+        <w:rPr>
+          <w:noProof/>
+          <w:sz w:val="24"/>
+        </w:rPr>
+        <w:t>&lt;&lt;extraText&gt;&gt;</w:t>
       </w:r>
     </w:p>
     <w:p>
@@ -1038,23 +1204,25 @@
           <w:bCs/>
           <w:szCs w:val="20"/>
         </w:rPr>
-        <w:t>If not provided for in a separate paper filed herewith, please consider this a PETITION FOR EXTENSION OF TIME for sufficient number of months to enter these papers</w:t>
-      </w:r>
+        <w:t xml:space="preserve">If not provided for in a separate paper filed herewith, please consider this a PETITION FOR EXTENSION OF TIME for </w:t>
+      </w:r>
+      <w:proofErr w:type="gramStart"/>
       <w:r>
         <w:rPr>
           <w:b/>
           <w:bCs/>
           <w:szCs w:val="20"/>
         </w:rPr>
-        <w:t>,</w:t>
-      </w:r>
+        <w:t>sufficient number of</w:t>
+      </w:r>
+      <w:proofErr w:type="gramEnd"/>
       <w:r>
         <w:rPr>
           <w:b/>
           <w:bCs/>
           <w:szCs w:val="20"/>
         </w:rPr>
-        <w:t xml:space="preserve"> and please charge any additional required fees or credit overpayment to Deposit Account No. </w:t>
+        <w:t xml:space="preserve"> months to enter these papers</w:t>
       </w:r>
       <w:r>
         <w:rPr>
@@ -1062,7 +1230,7 @@
           <w:bCs/>
           <w:szCs w:val="20"/>
         </w:rPr>
-        <w:t>&lt;&lt;depAccount&gt;&gt;</w:t>
+        <w:t>,</w:t>
       </w:r>
       <w:r>
         <w:rPr>
@@ -1070,6 +1238,40 @@
           <w:bCs/>
           <w:szCs w:val="20"/>
         </w:rPr>
+        <w:t xml:space="preserve"> and please charge any additional required fees or credit overpayment to Deposit Account No. </w:t>
+      </w:r>
+      <w:r>
+        <w:rPr>
+          <w:b/>
+          <w:bCs/>
+          <w:szCs w:val="20"/>
+        </w:rPr>
+        <w:t>&lt;&lt;</w:t>
+      </w:r>
+      <w:proofErr w:type="spellStart"/>
+      <w:r>
+        <w:rPr>
+          <w:b/>
+          <w:bCs/>
+          <w:szCs w:val="20"/>
+        </w:rPr>
+        <w:t>depAccount</w:t>
+      </w:r>
+      <w:proofErr w:type="spellEnd"/>
+      <w:r>
+        <w:rPr>
+          <w:b/>
+          <w:bCs/>
+          <w:szCs w:val="20"/>
+        </w:rPr>
+        <w:t>&gt;&gt;</w:t>
+      </w:r>
+      <w:r>
+        <w:rPr>
+          <w:b/>
+          <w:bCs/>
+          <w:szCs w:val="20"/>
+        </w:rPr>
         <w:t>.</w:t>
       </w:r>
     </w:p>
@@ -1137,7 +1339,21 @@
         <w:rPr>
           <w:sz w:val="24"/>
         </w:rPr>
-        <w:t>&lt;&lt;echoSignature&gt;&gt;</w:t>
+        <w:t>&lt;&lt;</w:t>
+      </w:r>
+      <w:proofErr w:type="spellStart"/>
+      <w:r>
+        <w:rPr>
+          <w:sz w:val="24"/>
+        </w:rPr>
+        <w:t>echoSignature</w:t>
+      </w:r>
+      <w:proofErr w:type="spellEnd"/>
+      <w:r>
+        <w:rPr>
+          <w:sz w:val="24"/>
+        </w:rPr>
+        <w:t>&gt;&gt;</w:t>
       </w:r>
     </w:p>
     <w:p>
@@ -1155,7 +1371,25 @@
           <w:szCs w:val="22"/>
           <w:u w:val="single"/>
         </w:rPr>
-        <w:t>&lt;&lt;upperFirmName&gt;&gt;</w:t>
+        <w:t>&lt;&lt;</w:t>
+      </w:r>
+      <w:proofErr w:type="spellStart"/>
+      <w:r>
+        <w:rPr>
+          <w:sz w:val="22"/>
+          <w:szCs w:val="22"/>
+          <w:u w:val="single"/>
+        </w:rPr>
+        <w:t>upperFirmName</w:t>
+      </w:r>
+      <w:proofErr w:type="spellEnd"/>
+      <w:r>
+        <w:rPr>
+          <w:sz w:val="22"/>
+          <w:szCs w:val="22"/>
+          <w:u w:val="single"/>
+        </w:rPr>
+        <w:t>&gt;&gt;</w:t>
       </w:r>
       <w:r>
         <w:rPr>
@@ -1164,11 +1398,19 @@
         </w:rPr>
         <w:tab/>
       </w:r>
-      <w:r>
-        <w:rPr>
-          <w:sz w:val="24"/>
-        </w:rPr>
-        <w:t>By  _____________________________</w:t>
+      <w:proofErr w:type="gramStart"/>
+      <w:r>
+        <w:rPr>
+          <w:sz w:val="24"/>
+        </w:rPr>
+        <w:t>By  _</w:t>
+      </w:r>
+      <w:proofErr w:type="gramEnd"/>
+      <w:r>
+        <w:rPr>
+          <w:sz w:val="24"/>
+        </w:rPr>
+        <w:t>____________________________</w:t>
       </w:r>
       <w:r>
         <w:rPr>
@@ -1214,19 +1456,47 @@
         <w:rPr>
           <w:sz w:val="24"/>
         </w:rPr>
-        <w:t>&lt;&lt;custNoCorresp&gt;&gt;</w:t>
-      </w:r>
-      <w:r>
-        <w:rPr>
-          <w:sz w:val="24"/>
-        </w:rPr>
-        <w:tab/>
-      </w:r>
-      <w:r>
-        <w:rPr>
-          <w:sz w:val="24"/>
-        </w:rPr>
-        <w:t>&lt;&lt;SAName&gt;&gt;</w:t>
+        <w:t>&lt;&lt;</w:t>
+      </w:r>
+      <w:proofErr w:type="spellStart"/>
+      <w:r>
+        <w:rPr>
+          <w:sz w:val="24"/>
+        </w:rPr>
+        <w:t>custNoCorresp</w:t>
+      </w:r>
+      <w:proofErr w:type="spellEnd"/>
+      <w:r>
+        <w:rPr>
+          <w:sz w:val="24"/>
+        </w:rPr>
+        <w:t>&gt;&gt;</w:t>
+      </w:r>
+      <w:r>
+        <w:rPr>
+          <w:sz w:val="24"/>
+        </w:rPr>
+        <w:tab/>
+      </w:r>
+      <w:r>
+        <w:rPr>
+          <w:sz w:val="24"/>
+        </w:rPr>
+        <w:t>&lt;&lt;</w:t>
+      </w:r>
+      <w:proofErr w:type="spellStart"/>
+      <w:r>
+        <w:rPr>
+          <w:sz w:val="24"/>
+        </w:rPr>
+        <w:t>SAName</w:t>
+      </w:r>
+      <w:proofErr w:type="spellEnd"/>
+      <w:r>
+        <w:rPr>
+          <w:sz w:val="24"/>
+        </w:rPr>
+        <w:t>&gt;&gt;</w:t>
       </w:r>
     </w:p>
     <w:p>
@@ -1241,30 +1511,6 @@
       </w:pPr>
       <w:r>
         <w:rPr>
-          <w:rFonts w:cs="Dutch801 Rm BT"/>
-          <w:sz w:val="18"/>
-          <w:szCs w:val="18"/>
-        </w:rPr>
-        <w:t>&lt;&lt;nickSA&gt;&gt;</w:t>
-      </w:r>
-      <w:r>
-        <w:rPr>
-          <w:rFonts w:cs="Dutch801 Rm BT"/>
-          <w:sz w:val="18"/>
-          <w:szCs w:val="18"/>
-        </w:rPr>
-        <w:t>:CMG:</w:t>
-      </w:r>
-      <w:r>
-        <w:rPr>
-          <w:rFonts w:cs="Dutch801 Rm BT"/>
-          <w:sz w:val="18"/>
-          <w:szCs w:val="18"/>
-        </w:rPr>
-        <w:t>&lt;&lt;nickU&gt;&gt;</w:t>
-      </w:r>
-      <w:r>
-        <w:rPr>
           <w:sz w:val="24"/>
         </w:rPr>
         <w:tab/>
@@ -1279,7 +1525,21 @@
         <w:rPr>
           <w:sz w:val="24"/>
         </w:rPr>
-        <w:t>&lt;&lt;SARegNo&gt;&gt;</w:t>
+        <w:t>&lt;&lt;</w:t>
+      </w:r>
+      <w:proofErr w:type="spellStart"/>
+      <w:r>
+        <w:rPr>
+          <w:sz w:val="24"/>
+        </w:rPr>
+        <w:t>SARegNo</w:t>
+      </w:r>
+      <w:proofErr w:type="spellEnd"/>
+      <w:r>
+        <w:rPr>
+          <w:sz w:val="24"/>
+        </w:rPr>
+        <w:t>&gt;&gt;</w:t>
       </w:r>
     </w:p>
     <w:p>

--- a/project/documents/communications/MissingPartsXmit4.docx
+++ b/project/documents/communications/MissingPartsXmit4.docx
@@ -41,21 +41,7 @@
         <w:rPr>
           <w:sz w:val="24"/>
         </w:rPr>
-        <w:t>Inventor(s):  &lt;&lt;</w:t>
-      </w:r>
-      <w:proofErr w:type="spellStart"/>
-      <w:r>
-        <w:rPr>
-          <w:sz w:val="24"/>
-        </w:rPr>
-        <w:t>inventorEtal</w:t>
-      </w:r>
-      <w:proofErr w:type="spellEnd"/>
-      <w:r>
-        <w:rPr>
-          <w:sz w:val="24"/>
-        </w:rPr>
-        <w:t>&gt;&gt;</w:t>
+        <w:t>Inventor(s):  &lt;&lt;inventorEtal&gt;&gt;</w:t>
       </w:r>
     </w:p>
     <w:p>
@@ -115,27 +101,13 @@
         <w:rPr>
           <w:sz w:val="24"/>
         </w:rPr>
-        <w:tab/>
-      </w:r>
-      <w:r>
-        <w:rPr>
-          <w:sz w:val="24"/>
-        </w:rPr>
-        <w:t>&lt;&lt;</w:t>
-      </w:r>
-      <w:proofErr w:type="spellStart"/>
-      <w:r>
-        <w:rPr>
-          <w:sz w:val="24"/>
-        </w:rPr>
-        <w:t>matterNo</w:t>
-      </w:r>
-      <w:proofErr w:type="spellEnd"/>
-      <w:r>
-        <w:rPr>
-          <w:sz w:val="24"/>
-        </w:rPr>
-        <w:t>&gt;&gt;</w:t>
+        <w:t xml:space="preserve">        </w:t>
+      </w:r>
+      <w:r>
+        <w:rPr>
+          <w:sz w:val="24"/>
+        </w:rPr>
+        <w:t>&lt;&lt;matterNo&gt;&gt;</w:t>
       </w:r>
       <w:r>
         <w:rPr>
@@ -154,27 +126,13 @@
         <w:rPr>
           <w:sz w:val="24"/>
         </w:rPr>
-        <w:tab/>
-      </w:r>
-      <w:r>
-        <w:rPr>
-          <w:sz w:val="24"/>
-        </w:rPr>
-        <w:t>&lt;&lt;</w:t>
-      </w:r>
-      <w:proofErr w:type="spellStart"/>
-      <w:r>
-        <w:rPr>
-          <w:sz w:val="24"/>
-        </w:rPr>
-        <w:t>serialNo</w:t>
-      </w:r>
-      <w:proofErr w:type="spellEnd"/>
-      <w:r>
-        <w:rPr>
-          <w:sz w:val="24"/>
-        </w:rPr>
-        <w:t>&gt;&gt;</w:t>
+        <w:t xml:space="preserve">              </w:t>
+      </w:r>
+      <w:r>
+        <w:rPr>
+          <w:sz w:val="24"/>
+        </w:rPr>
+        <w:t>&lt;&lt;serialNo&gt;&gt;</w:t>
       </w:r>
     </w:p>
     <w:p>
@@ -198,27 +156,13 @@
         <w:rPr>
           <w:sz w:val="24"/>
         </w:rPr>
-        <w:tab/>
-      </w:r>
-      <w:r>
-        <w:rPr>
-          <w:sz w:val="24"/>
-        </w:rPr>
-        <w:t>&lt;&lt;</w:t>
-      </w:r>
-      <w:proofErr w:type="spellStart"/>
-      <w:r>
-        <w:rPr>
-          <w:sz w:val="24"/>
-        </w:rPr>
-        <w:t>filedDate</w:t>
-      </w:r>
-      <w:proofErr w:type="spellEnd"/>
-      <w:r>
-        <w:rPr>
-          <w:sz w:val="24"/>
-        </w:rPr>
-        <w:t>&gt;&gt;</w:t>
+        <w:t xml:space="preserve">                  </w:t>
+      </w:r>
+      <w:r>
+        <w:rPr>
+          <w:sz w:val="24"/>
+        </w:rPr>
+        <w:t>&lt;&lt;filedDate&gt;&gt;</w:t>
       </w:r>
       <w:r>
         <w:rPr>
@@ -231,27 +175,13 @@
         <w:rPr>
           <w:sz w:val="24"/>
         </w:rPr>
-        <w:tab/>
-      </w:r>
-      <w:r>
-        <w:rPr>
-          <w:sz w:val="24"/>
-        </w:rPr>
-        <w:t>&lt;&lt;</w:t>
-      </w:r>
-      <w:proofErr w:type="spellStart"/>
-      <w:r>
-        <w:rPr>
-          <w:sz w:val="24"/>
-        </w:rPr>
-        <w:t>dueDate</w:t>
-      </w:r>
-      <w:proofErr w:type="spellEnd"/>
-      <w:r>
-        <w:rPr>
-          <w:sz w:val="24"/>
-        </w:rPr>
-        <w:t>&gt;&gt;</w:t>
+        <w:t xml:space="preserve">               </w:t>
+      </w:r>
+      <w:r>
+        <w:rPr>
+          <w:sz w:val="24"/>
+        </w:rPr>
+        <w:t>&lt;&lt;dueDate&gt;&gt;</w:t>
       </w:r>
     </w:p>
     <w:p>
@@ -275,27 +205,13 @@
         <w:rPr>
           <w:sz w:val="24"/>
         </w:rPr>
-        <w:tab/>
-      </w:r>
-      <w:r>
-        <w:rPr>
-          <w:sz w:val="24"/>
-        </w:rPr>
-        <w:t>&lt;&lt;</w:t>
-      </w:r>
-      <w:proofErr w:type="spellStart"/>
-      <w:r>
-        <w:rPr>
-          <w:sz w:val="24"/>
-        </w:rPr>
-        <w:t>examinerName</w:t>
-      </w:r>
-      <w:proofErr w:type="spellEnd"/>
-      <w:r>
-        <w:rPr>
-          <w:sz w:val="24"/>
-        </w:rPr>
-        <w:t>&gt;&gt;</w:t>
+        <w:t xml:space="preserve">           </w:t>
+      </w:r>
+      <w:r>
+        <w:rPr>
+          <w:sz w:val="24"/>
+        </w:rPr>
+        <w:t>&lt;&lt;examinerName&gt;&gt;</w:t>
       </w:r>
       <w:r>
         <w:rPr>
@@ -314,27 +230,13 @@
         <w:rPr>
           <w:sz w:val="24"/>
         </w:rPr>
-        <w:tab/>
-      </w:r>
-      <w:r>
-        <w:rPr>
-          <w:sz w:val="24"/>
-        </w:rPr>
-        <w:t>&lt;&lt;</w:t>
-      </w:r>
-      <w:proofErr w:type="spellStart"/>
-      <w:r>
-        <w:rPr>
-          <w:sz w:val="24"/>
-        </w:rPr>
-        <w:t>artUnit</w:t>
-      </w:r>
-      <w:proofErr w:type="spellEnd"/>
-      <w:r>
-        <w:rPr>
-          <w:sz w:val="24"/>
-        </w:rPr>
-        <w:t>&gt;&gt;</w:t>
+        <w:t xml:space="preserve">     </w:t>
+      </w:r>
+      <w:r>
+        <w:rPr>
+          <w:sz w:val="24"/>
+        </w:rPr>
+        <w:t>&lt;&lt;artUnit&gt;&gt;</w:t>
       </w:r>
     </w:p>
     <w:p>
@@ -358,27 +260,13 @@
         <w:rPr>
           <w:sz w:val="24"/>
         </w:rPr>
-        <w:tab/>
-      </w:r>
-      <w:r>
-        <w:rPr>
-          <w:sz w:val="24"/>
-        </w:rPr>
-        <w:t>&lt;&lt;</w:t>
-      </w:r>
-      <w:proofErr w:type="spellStart"/>
-      <w:r>
-        <w:rPr>
-          <w:sz w:val="24"/>
-        </w:rPr>
-        <w:t>custNoCorresp</w:t>
-      </w:r>
-      <w:proofErr w:type="spellEnd"/>
-      <w:r>
-        <w:rPr>
-          <w:sz w:val="24"/>
-        </w:rPr>
-        <w:t>&gt;&gt;</w:t>
+        <w:t xml:space="preserve">    </w:t>
+      </w:r>
+      <w:r>
+        <w:rPr>
+          <w:sz w:val="24"/>
+        </w:rPr>
+        <w:t>&lt;&lt;custNoCorresp&gt;&gt;</w:t>
       </w:r>
       <w:r>
         <w:rPr>
@@ -397,27 +285,13 @@
         <w:rPr>
           <w:sz w:val="24"/>
         </w:rPr>
-        <w:tab/>
-      </w:r>
-      <w:r>
-        <w:rPr>
-          <w:sz w:val="24"/>
-        </w:rPr>
-        <w:t>&lt;&lt;</w:t>
-      </w:r>
-      <w:proofErr w:type="spellStart"/>
-      <w:r>
-        <w:rPr>
-          <w:sz w:val="24"/>
-        </w:rPr>
-        <w:t>confirmNo</w:t>
-      </w:r>
-      <w:proofErr w:type="spellEnd"/>
-      <w:r>
-        <w:rPr>
-          <w:sz w:val="24"/>
-        </w:rPr>
-        <w:t>&gt;&gt;</w:t>
+        <w:t xml:space="preserve">  </w:t>
+      </w:r>
+      <w:r>
+        <w:rPr>
+          <w:sz w:val="24"/>
+        </w:rPr>
+        <w:t>&lt;&lt;confirmNo&gt;&gt;</w:t>
       </w:r>
     </w:p>
     <w:p>
@@ -516,7 +390,6 @@
       <w:r>
         <w:rPr>
           <w:sz w:val="24"/>
-          <w:u w:val="single"/>
         </w:rPr>
         <w:t>X</w:t>
       </w:r>
@@ -547,7 +420,6 @@
       <w:r>
         <w:rPr>
           <w:sz w:val="24"/>
-          <w:u w:val="single"/>
         </w:rPr>
         <w:t>X</w:t>
       </w:r>
@@ -561,21 +433,7 @@
         <w:rPr>
           <w:sz w:val="24"/>
         </w:rPr>
-        <w:t>&lt;&lt;</w:t>
-      </w:r>
-      <w:proofErr w:type="spellStart"/>
-      <w:r>
-        <w:rPr>
-          <w:sz w:val="24"/>
-        </w:rPr>
-        <w:t>surchargeText</w:t>
-      </w:r>
-      <w:proofErr w:type="spellEnd"/>
-      <w:r>
-        <w:rPr>
-          <w:sz w:val="24"/>
-        </w:rPr>
-        <w:t>&gt;&gt;</w:t>
+        <w:t>&lt;&lt;surchargeText&gt;&gt;</w:t>
       </w:r>
     </w:p>
     <w:p>
@@ -583,7 +441,6 @@
         <w:tabs>
           <w:tab w:val="left" w:pos="720"/>
         </w:tabs>
-        <w:ind w:left="720" w:hanging="720"/>
         <w:rPr>
           <w:noProof/>
           <w:sz w:val="24"/>
@@ -593,596 +450,15 @@
         <w:rPr>
           <w:noProof/>
           <w:sz w:val="24"/>
-          <w:u w:val="single"/>
-        </w:rPr>
-        <w:t>&lt;&lt;filingFeeX&gt;&gt;</w:t>
+        </w:rPr>
+        <w:t>&lt;&lt;attachList</w:t>
       </w:r>
       <w:r>
         <w:rPr>
           <w:noProof/>
           <w:sz w:val="24"/>
         </w:rPr>
-        <w:t>&lt;&lt;filingFeeText&gt;&gt;</w:t>
-      </w:r>
-    </w:p>
-    <w:p>
-      <w:pPr>
-        <w:tabs>
-          <w:tab w:val="left" w:pos="720"/>
-        </w:tabs>
-        <w:rPr>
-          <w:noProof/>
-          <w:sz w:val="24"/>
-        </w:rPr>
-      </w:pPr>
-      <w:r>
-        <w:rPr>
-          <w:noProof/>
-          <w:sz w:val="24"/>
-          <w:u w:val="single"/>
-        </w:rPr>
-        <w:t>&lt;&lt;extensionX&gt;&gt;</w:t>
-      </w:r>
-      <w:r>
-        <w:rPr>
-          <w:noProof/>
-          <w:sz w:val="24"/>
-        </w:rPr>
-        <w:t>&lt;&lt;extensionText&gt;&gt;</w:t>
-      </w:r>
-    </w:p>
-    <w:p>
-      <w:pPr>
-        <w:tabs>
-          <w:tab w:val="left" w:pos="720"/>
-        </w:tabs>
-        <w:ind w:left="720" w:hanging="720"/>
-        <w:rPr>
-          <w:noProof/>
-          <w:sz w:val="24"/>
-        </w:rPr>
-      </w:pPr>
-      <w:r>
-        <w:rPr>
-          <w:noProof/>
-          <w:sz w:val="24"/>
-          <w:u w:val="single"/>
-        </w:rPr>
-        <w:t>&lt;&lt;extensionFee</w:t>
-      </w:r>
-      <w:r>
-        <w:rPr>
-          <w:noProof/>
-          <w:sz w:val="24"/>
-          <w:u w:val="single"/>
-        </w:rPr>
-        <w:t>X</w:t>
-      </w:r>
-      <w:r>
-        <w:rPr>
-          <w:noProof/>
-          <w:sz w:val="24"/>
-          <w:u w:val="single"/>
-        </w:rPr>
         <w:t>&gt;&gt;</w:t>
-      </w:r>
-      <w:r>
-        <w:rPr>
-          <w:noProof/>
-          <w:sz w:val="24"/>
-        </w:rPr>
-        <w:t>&lt;&lt;extensionFeeText&gt;&gt;</w:t>
-      </w:r>
-    </w:p>
-    <w:p>
-      <w:pPr>
-        <w:tabs>
-          <w:tab w:val="left" w:pos="720"/>
-        </w:tabs>
-        <w:rPr>
-          <w:noProof/>
-          <w:sz w:val="24"/>
-        </w:rPr>
-      </w:pPr>
-      <w:r>
-        <w:rPr>
-          <w:noProof/>
-          <w:sz w:val="24"/>
-          <w:u w:val="single"/>
-        </w:rPr>
-        <w:t>&lt;&lt;combinedX&gt;&gt;</w:t>
-      </w:r>
-      <w:r>
-        <w:rPr>
-          <w:noProof/>
-          <w:sz w:val="24"/>
-        </w:rPr>
-        <w:t>&lt;&lt;combinedText&gt;&gt;</w:t>
-      </w:r>
-    </w:p>
-    <w:p>
-      <w:pPr>
-        <w:tabs>
-          <w:tab w:val="left" w:pos="720"/>
-        </w:tabs>
-        <w:rPr>
-          <w:noProof/>
-          <w:sz w:val="24"/>
-        </w:rPr>
-      </w:pPr>
-      <w:r>
-        <w:rPr>
-          <w:noProof/>
-          <w:sz w:val="24"/>
-          <w:u w:val="single"/>
-        </w:rPr>
-        <w:t>&lt;&lt;declaration</w:t>
-      </w:r>
-      <w:r>
-        <w:rPr>
-          <w:noProof/>
-          <w:sz w:val="24"/>
-          <w:u w:val="single"/>
-        </w:rPr>
-        <w:t>X</w:t>
-      </w:r>
-      <w:r>
-        <w:rPr>
-          <w:noProof/>
-          <w:sz w:val="24"/>
-          <w:u w:val="single"/>
-        </w:rPr>
-        <w:t>&gt;&gt;</w:t>
-      </w:r>
-      <w:r>
-        <w:rPr>
-          <w:noProof/>
-          <w:sz w:val="24"/>
-        </w:rPr>
-        <w:t>&lt;&lt;declarationText&gt;&gt;</w:t>
-      </w:r>
-    </w:p>
-    <w:p>
-      <w:pPr>
-        <w:tabs>
-          <w:tab w:val="left" w:pos="720"/>
-        </w:tabs>
-        <w:rPr>
-          <w:noProof/>
-          <w:sz w:val="24"/>
-        </w:rPr>
-      </w:pPr>
-      <w:r>
-        <w:rPr>
-          <w:noProof/>
-          <w:sz w:val="24"/>
-          <w:u w:val="single"/>
-        </w:rPr>
-        <w:t>&lt;&lt;poa</w:t>
-      </w:r>
-      <w:r>
-        <w:rPr>
-          <w:noProof/>
-          <w:sz w:val="24"/>
-          <w:u w:val="single"/>
-        </w:rPr>
-        <w:t>X</w:t>
-      </w:r>
-      <w:r>
-        <w:rPr>
-          <w:noProof/>
-          <w:sz w:val="24"/>
-          <w:u w:val="single"/>
-        </w:rPr>
-        <w:t>&gt;&gt;</w:t>
-      </w:r>
-      <w:r>
-        <w:rPr>
-          <w:noProof/>
-          <w:sz w:val="24"/>
-        </w:rPr>
-        <w:t>&lt;&lt;poaText&gt;&gt;</w:t>
-      </w:r>
-    </w:p>
-    <w:p>
-      <w:pPr>
-        <w:tabs>
-          <w:tab w:val="left" w:pos="720"/>
-        </w:tabs>
-        <w:rPr>
-          <w:noProof/>
-          <w:sz w:val="24"/>
-        </w:rPr>
-      </w:pPr>
-      <w:r>
-        <w:rPr>
-          <w:noProof/>
-          <w:sz w:val="24"/>
-          <w:u w:val="single"/>
-        </w:rPr>
-        <w:t>&lt;&lt;appDsX&gt;&gt;</w:t>
-      </w:r>
-      <w:r>
-        <w:rPr>
-          <w:noProof/>
-          <w:sz w:val="24"/>
-        </w:rPr>
-        <w:t>&lt;&lt;appDsText&gt;&gt;</w:t>
-      </w:r>
-    </w:p>
-    <w:p>
-      <w:pPr>
-        <w:tabs>
-          <w:tab w:val="left" w:pos="720"/>
-        </w:tabs>
-        <w:rPr>
-          <w:noProof/>
-          <w:sz w:val="24"/>
-        </w:rPr>
-      </w:pPr>
-      <w:r>
-        <w:rPr>
-          <w:noProof/>
-          <w:sz w:val="24"/>
-          <w:u w:val="single"/>
-        </w:rPr>
-        <w:t>&lt;&lt;appUaX&gt;&gt;</w:t>
-      </w:r>
-      <w:r>
-        <w:rPr>
-          <w:noProof/>
-          <w:sz w:val="24"/>
-        </w:rPr>
-        <w:t>&lt;&lt;appUaText&gt;&gt;</w:t>
-      </w:r>
-    </w:p>
-    <w:p>
-      <w:pPr>
-        <w:tabs>
-          <w:tab w:val="left" w:pos="720"/>
-        </w:tabs>
-        <w:rPr>
-          <w:noProof/>
-          <w:sz w:val="24"/>
-        </w:rPr>
-      </w:pPr>
-      <w:r>
-        <w:rPr>
-          <w:noProof/>
-          <w:sz w:val="24"/>
-          <w:u w:val="single"/>
-        </w:rPr>
-        <w:t>&lt;&lt;filingReceipt</w:t>
-      </w:r>
-      <w:r>
-        <w:rPr>
-          <w:noProof/>
-          <w:sz w:val="24"/>
-          <w:u w:val="single"/>
-        </w:rPr>
-        <w:t>X</w:t>
-      </w:r>
-      <w:r>
-        <w:rPr>
-          <w:noProof/>
-          <w:sz w:val="24"/>
-          <w:u w:val="single"/>
-        </w:rPr>
-        <w:t>&gt;&gt;</w:t>
-      </w:r>
-      <w:r>
-        <w:rPr>
-          <w:noProof/>
-          <w:sz w:val="24"/>
-        </w:rPr>
-        <w:t>&lt;&lt;filingReceiptText&gt;&gt;</w:t>
-      </w:r>
-    </w:p>
-    <w:p>
-      <w:pPr>
-        <w:tabs>
-          <w:tab w:val="left" w:pos="720"/>
-        </w:tabs>
-        <w:rPr>
-          <w:noProof/>
-          <w:sz w:val="24"/>
-        </w:rPr>
-      </w:pPr>
-      <w:r>
-        <w:rPr>
-          <w:noProof/>
-          <w:sz w:val="24"/>
-          <w:u w:val="single"/>
-        </w:rPr>
-        <w:t>&lt;&lt;filingCopy</w:t>
-      </w:r>
-      <w:r>
-        <w:rPr>
-          <w:noProof/>
-          <w:sz w:val="24"/>
-          <w:u w:val="single"/>
-        </w:rPr>
-        <w:t>X</w:t>
-      </w:r>
-      <w:r>
-        <w:rPr>
-          <w:noProof/>
-          <w:sz w:val="24"/>
-          <w:u w:val="single"/>
-        </w:rPr>
-        <w:t>&gt;&gt;</w:t>
-      </w:r>
-      <w:r>
-        <w:rPr>
-          <w:noProof/>
-          <w:sz w:val="24"/>
-        </w:rPr>
-        <w:t>&lt;&lt;filingCopyText&gt;&gt;</w:t>
-      </w:r>
-    </w:p>
-    <w:p>
-      <w:pPr>
-        <w:tabs>
-          <w:tab w:val="left" w:pos="-720"/>
-          <w:tab w:val="left" w:pos="720"/>
-        </w:tabs>
-        <w:rPr>
-          <w:noProof/>
-          <w:sz w:val="24"/>
-        </w:rPr>
-      </w:pPr>
-      <w:r>
-        <w:rPr>
-          <w:noProof/>
-          <w:sz w:val="24"/>
-          <w:u w:val="single"/>
-        </w:rPr>
-        <w:t>&lt;&lt;correctedPapers</w:t>
-      </w:r>
-      <w:r>
-        <w:rPr>
-          <w:noProof/>
-          <w:sz w:val="24"/>
-          <w:u w:val="single"/>
-        </w:rPr>
-        <w:t>X</w:t>
-      </w:r>
-      <w:r>
-        <w:rPr>
-          <w:noProof/>
-          <w:sz w:val="24"/>
-          <w:u w:val="single"/>
-        </w:rPr>
-        <w:t>&gt;&gt;</w:t>
-      </w:r>
-      <w:r>
-        <w:rPr>
-          <w:noProof/>
-          <w:sz w:val="24"/>
-        </w:rPr>
-        <w:t>&lt;&lt;correctedPapersText&gt;&gt;</w:t>
-      </w:r>
-    </w:p>
-    <w:p>
-      <w:pPr>
-        <w:tabs>
-          <w:tab w:val="left" w:pos="-720"/>
-          <w:tab w:val="left" w:pos="720"/>
-        </w:tabs>
-        <w:rPr>
-          <w:noProof/>
-          <w:sz w:val="24"/>
-        </w:rPr>
-      </w:pPr>
-      <w:r>
-        <w:rPr>
-          <w:noProof/>
-          <w:sz w:val="24"/>
-          <w:u w:val="single"/>
-        </w:rPr>
-        <w:t>&lt;&lt;specification</w:t>
-      </w:r>
-      <w:r>
-        <w:rPr>
-          <w:noProof/>
-          <w:sz w:val="24"/>
-          <w:u w:val="single"/>
-        </w:rPr>
-        <w:t>X</w:t>
-      </w:r>
-      <w:r>
-        <w:rPr>
-          <w:noProof/>
-          <w:sz w:val="24"/>
-          <w:u w:val="single"/>
-        </w:rPr>
-        <w:t>&gt;&gt;</w:t>
-      </w:r>
-      <w:r>
-        <w:rPr>
-          <w:noProof/>
-          <w:sz w:val="24"/>
-        </w:rPr>
-        <w:t>&lt;&lt;specificationText&gt;&gt;</w:t>
-      </w:r>
-    </w:p>
-    <w:p>
-      <w:pPr>
-        <w:tabs>
-          <w:tab w:val="left" w:pos="-720"/>
-          <w:tab w:val="left" w:pos="720"/>
-        </w:tabs>
-        <w:rPr>
-          <w:noProof/>
-          <w:sz w:val="24"/>
-        </w:rPr>
-      </w:pPr>
-      <w:r>
-        <w:rPr>
-          <w:noProof/>
-          <w:sz w:val="24"/>
-          <w:u w:val="single"/>
-        </w:rPr>
-        <w:t>&lt;&lt;abstract</w:t>
-      </w:r>
-      <w:r>
-        <w:rPr>
-          <w:noProof/>
-          <w:sz w:val="24"/>
-          <w:u w:val="single"/>
-        </w:rPr>
-        <w:t>X</w:t>
-      </w:r>
-      <w:r>
-        <w:rPr>
-          <w:noProof/>
-          <w:sz w:val="24"/>
-          <w:u w:val="single"/>
-        </w:rPr>
-        <w:t>&gt;&gt;</w:t>
-      </w:r>
-      <w:r>
-        <w:rPr>
-          <w:noProof/>
-          <w:sz w:val="24"/>
-        </w:rPr>
-        <w:t>&lt;&lt;abstractText&gt;&gt;</w:t>
-      </w:r>
-    </w:p>
-    <w:p>
-      <w:pPr>
-        <w:tabs>
-          <w:tab w:val="left" w:pos="-720"/>
-          <w:tab w:val="left" w:pos="720"/>
-        </w:tabs>
-        <w:rPr>
-          <w:noProof/>
-          <w:sz w:val="24"/>
-        </w:rPr>
-      </w:pPr>
-      <w:r>
-        <w:rPr>
-          <w:noProof/>
-          <w:sz w:val="24"/>
-          <w:u w:val="single"/>
-        </w:rPr>
-        <w:t>&lt;&lt;sequence</w:t>
-      </w:r>
-      <w:r>
-        <w:rPr>
-          <w:noProof/>
-          <w:sz w:val="24"/>
-          <w:u w:val="single"/>
-        </w:rPr>
-        <w:t>X</w:t>
-      </w:r>
-      <w:r>
-        <w:rPr>
-          <w:noProof/>
-          <w:sz w:val="24"/>
-          <w:u w:val="single"/>
-        </w:rPr>
-        <w:t>&gt;&gt;</w:t>
-      </w:r>
-      <w:r>
-        <w:rPr>
-          <w:noProof/>
-          <w:sz w:val="24"/>
-        </w:rPr>
-        <w:t>&lt;&lt;sequenceText&gt;&gt;</w:t>
-      </w:r>
-    </w:p>
-    <w:p>
-      <w:pPr>
-        <w:tabs>
-          <w:tab w:val="left" w:pos="720"/>
-        </w:tabs>
-        <w:rPr>
-          <w:noProof/>
-          <w:sz w:val="24"/>
-        </w:rPr>
-      </w:pPr>
-      <w:r>
-        <w:rPr>
-          <w:noProof/>
-          <w:sz w:val="24"/>
-          <w:u w:val="single"/>
-        </w:rPr>
-        <w:t>&lt;&lt;drawing</w:t>
-      </w:r>
-      <w:r>
-        <w:rPr>
-          <w:noProof/>
-          <w:sz w:val="24"/>
-          <w:u w:val="single"/>
-        </w:rPr>
-        <w:t>X</w:t>
-      </w:r>
-      <w:r>
-        <w:rPr>
-          <w:noProof/>
-          <w:sz w:val="24"/>
-          <w:u w:val="single"/>
-        </w:rPr>
-        <w:t>&gt;&gt;</w:t>
-      </w:r>
-      <w:r>
-        <w:rPr>
-          <w:noProof/>
-          <w:sz w:val="24"/>
-        </w:rPr>
-        <w:t>&lt;&lt;drawingText&gt;&gt;</w:t>
-      </w:r>
-    </w:p>
-    <w:p>
-      <w:pPr>
-        <w:tabs>
-          <w:tab w:val="left" w:pos="720"/>
-        </w:tabs>
-        <w:rPr>
-          <w:noProof/>
-          <w:sz w:val="24"/>
-        </w:rPr>
-      </w:pPr>
-      <w:r>
-        <w:rPr>
-          <w:noProof/>
-          <w:sz w:val="24"/>
-          <w:u w:val="single"/>
-        </w:rPr>
-        <w:t>&lt;&lt;pamdX&gt;&gt;</w:t>
-      </w:r>
-      <w:r>
-        <w:rPr>
-          <w:noProof/>
-          <w:sz w:val="24"/>
-        </w:rPr>
-        <w:t>&lt;&lt;pamdText&gt;&gt;</w:t>
-      </w:r>
-    </w:p>
-    <w:p>
-      <w:pPr>
-        <w:tabs>
-          <w:tab w:val="left" w:pos="720"/>
-        </w:tabs>
-        <w:rPr>
-          <w:sz w:val="24"/>
-        </w:rPr>
-      </w:pPr>
-      <w:r>
-        <w:rPr>
-          <w:noProof/>
-          <w:sz w:val="24"/>
-          <w:u w:val="single"/>
-        </w:rPr>
-        <w:t>&lt;&lt;extraX&gt;&gt;</w:t>
-      </w:r>
-      <w:r>
-        <w:rPr>
-          <w:noProof/>
-          <w:sz w:val="24"/>
-        </w:rPr>
-        <w:t>&lt;&lt;extraText&gt;&gt;</w:t>
       </w:r>
     </w:p>
     <w:p>
@@ -1204,25 +480,23 @@
           <w:bCs/>
           <w:szCs w:val="20"/>
         </w:rPr>
-        <w:t xml:space="preserve">If not provided for in a separate paper filed herewith, please consider this a PETITION FOR EXTENSION OF TIME for </w:t>
-      </w:r>
-      <w:proofErr w:type="gramStart"/>
+        <w:t>If not provided for in a separate paper filed herewith, please consider this a PETITION FOR EXTENSION OF TIME for sufficient number of months to enter these papers</w:t>
+      </w:r>
       <w:r>
         <w:rPr>
           <w:b/>
           <w:bCs/>
           <w:szCs w:val="20"/>
         </w:rPr>
-        <w:t>sufficient number of</w:t>
-      </w:r>
-      <w:proofErr w:type="gramEnd"/>
+        <w:t>,</w:t>
+      </w:r>
       <w:r>
         <w:rPr>
           <w:b/>
           <w:bCs/>
           <w:szCs w:val="20"/>
         </w:rPr>
-        <w:t xml:space="preserve"> months to enter these papers</w:t>
+        <w:t xml:space="preserve"> and please charge any additional required fees or credit overpayment to Deposit Account No. </w:t>
       </w:r>
       <w:r>
         <w:rPr>
@@ -1230,7 +504,7 @@
           <w:bCs/>
           <w:szCs w:val="20"/>
         </w:rPr>
-        <w:t>,</w:t>
+        <w:t>&lt;&lt;depAccount&gt;&gt;</w:t>
       </w:r>
       <w:r>
         <w:rPr>
@@ -1238,40 +512,6 @@
           <w:bCs/>
           <w:szCs w:val="20"/>
         </w:rPr>
-        <w:t xml:space="preserve"> and please charge any additional required fees or credit overpayment to Deposit Account No. </w:t>
-      </w:r>
-      <w:r>
-        <w:rPr>
-          <w:b/>
-          <w:bCs/>
-          <w:szCs w:val="20"/>
-        </w:rPr>
-        <w:t>&lt;&lt;</w:t>
-      </w:r>
-      <w:proofErr w:type="spellStart"/>
-      <w:r>
-        <w:rPr>
-          <w:b/>
-          <w:bCs/>
-          <w:szCs w:val="20"/>
-        </w:rPr>
-        <w:t>depAccount</w:t>
-      </w:r>
-      <w:proofErr w:type="spellEnd"/>
-      <w:r>
-        <w:rPr>
-          <w:b/>
-          <w:bCs/>
-          <w:szCs w:val="20"/>
-        </w:rPr>
-        <w:t>&gt;&gt;</w:t>
-      </w:r>
-      <w:r>
-        <w:rPr>
-          <w:b/>
-          <w:bCs/>
-          <w:szCs w:val="20"/>
-        </w:rPr>
         <w:t>.</w:t>
       </w:r>
     </w:p>
@@ -1333,27 +573,13 @@
         <w:rPr>
           <w:sz w:val="24"/>
         </w:rPr>
-        <w:tab/>
-      </w:r>
-      <w:r>
-        <w:rPr>
-          <w:sz w:val="24"/>
-        </w:rPr>
-        <w:t>&lt;&lt;</w:t>
-      </w:r>
-      <w:proofErr w:type="spellStart"/>
-      <w:r>
-        <w:rPr>
-          <w:sz w:val="24"/>
-        </w:rPr>
-        <w:t>echoSignature</w:t>
-      </w:r>
-      <w:proofErr w:type="spellEnd"/>
-      <w:r>
-        <w:rPr>
-          <w:sz w:val="24"/>
-        </w:rPr>
-        <w:t>&gt;&gt;</w:t>
+        <w:t xml:space="preserve">      </w:t>
+      </w:r>
+      <w:r>
+        <w:rPr>
+          <w:sz w:val="24"/>
+        </w:rPr>
+        <w:t>&lt;&lt;echoSignature&gt;&gt;</w:t>
       </w:r>
     </w:p>
     <w:p>
@@ -1371,46 +597,27 @@
           <w:szCs w:val="22"/>
           <w:u w:val="single"/>
         </w:rPr>
-        <w:t>&lt;&lt;</w:t>
-      </w:r>
-      <w:proofErr w:type="spellStart"/>
-      <w:r>
-        <w:rPr>
-          <w:sz w:val="22"/>
-          <w:szCs w:val="22"/>
-          <w:u w:val="single"/>
-        </w:rPr>
-        <w:t>upperFirmName</w:t>
-      </w:r>
-      <w:proofErr w:type="spellEnd"/>
-      <w:r>
-        <w:rPr>
-          <w:sz w:val="22"/>
-          <w:szCs w:val="22"/>
-          <w:u w:val="single"/>
-        </w:rPr>
-        <w:t>&gt;&gt;</w:t>
+        <w:t>&lt;&lt;upperFirmName&gt;&gt;</w:t>
       </w:r>
       <w:r>
         <w:rPr>
           <w:sz w:val="16"/>
           <w:szCs w:val="20"/>
         </w:rPr>
-        <w:tab/>
-      </w:r>
-      <w:proofErr w:type="gramStart"/>
-      <w:r>
-        <w:rPr>
-          <w:sz w:val="24"/>
-        </w:rPr>
-        <w:t>By  _</w:t>
-      </w:r>
-      <w:proofErr w:type="gramEnd"/>
-      <w:r>
-        <w:rPr>
-          <w:sz w:val="24"/>
-        </w:rPr>
-        <w:t>____________________________</w:t>
+        <w:t xml:space="preserve">                                   </w:t>
+      </w:r>
+      <w:r>
+        <w:rPr>
+          <w:sz w:val="16"/>
+          <w:szCs w:val="20"/>
+        </w:rPr>
+        <w:t xml:space="preserve">       </w:t>
+      </w:r>
+      <w:r>
+        <w:rPr>
+          <w:sz w:val="24"/>
+        </w:rPr>
+        <w:t>By  _____________________________</w:t>
       </w:r>
       <w:r>
         <w:rPr>
@@ -1456,47 +663,19 @@
         <w:rPr>
           <w:sz w:val="24"/>
         </w:rPr>
-        <w:t>&lt;&lt;</w:t>
-      </w:r>
-      <w:proofErr w:type="spellStart"/>
-      <w:r>
-        <w:rPr>
-          <w:sz w:val="24"/>
-        </w:rPr>
-        <w:t>custNoCorresp</w:t>
-      </w:r>
-      <w:proofErr w:type="spellEnd"/>
-      <w:r>
-        <w:rPr>
-          <w:sz w:val="24"/>
-        </w:rPr>
-        <w:t>&gt;&gt;</w:t>
-      </w:r>
-      <w:r>
-        <w:rPr>
-          <w:sz w:val="24"/>
-        </w:rPr>
-        <w:tab/>
-      </w:r>
-      <w:r>
-        <w:rPr>
-          <w:sz w:val="24"/>
-        </w:rPr>
-        <w:t>&lt;&lt;</w:t>
-      </w:r>
-      <w:proofErr w:type="spellStart"/>
-      <w:r>
-        <w:rPr>
-          <w:sz w:val="24"/>
-        </w:rPr>
-        <w:t>SAName</w:t>
-      </w:r>
-      <w:proofErr w:type="spellEnd"/>
-      <w:r>
-        <w:rPr>
-          <w:sz w:val="24"/>
-        </w:rPr>
-        <w:t>&gt;&gt;</w:t>
+        <w:t>&lt;&lt;custNoCorresp&gt;&gt;</w:t>
+      </w:r>
+      <w:r>
+        <w:rPr>
+          <w:sz w:val="24"/>
+        </w:rPr>
+        <w:t xml:space="preserve">                                               </w:t>
+      </w:r>
+      <w:r>
+        <w:rPr>
+          <w:sz w:val="24"/>
+        </w:rPr>
+        <w:t>&lt;&lt;SAName&gt;&gt;</w:t>
       </w:r>
     </w:p>
     <w:p>
@@ -1513,7 +692,7 @@
         <w:rPr>
           <w:sz w:val="24"/>
         </w:rPr>
-        <w:tab/>
+        <w:t xml:space="preserve">                                                                                                        </w:t>
       </w:r>
       <w:r>
         <w:rPr>
@@ -1525,21 +704,7 @@
         <w:rPr>
           <w:sz w:val="24"/>
         </w:rPr>
-        <w:t>&lt;&lt;</w:t>
-      </w:r>
-      <w:proofErr w:type="spellStart"/>
-      <w:r>
-        <w:rPr>
-          <w:sz w:val="24"/>
-        </w:rPr>
-        <w:t>SARegNo</w:t>
-      </w:r>
-      <w:proofErr w:type="spellEnd"/>
-      <w:r>
-        <w:rPr>
-          <w:sz w:val="24"/>
-        </w:rPr>
-        <w:t>&gt;&gt;</w:t>
+        <w:t>&lt;&lt;SARegNo&gt;&gt;</w:t>
       </w:r>
     </w:p>
     <w:p>

--- a/project/documents/communications/MissingPartsXmit4.docx
+++ b/project/documents/communications/MissingPartsXmit4.docx
@@ -41,7 +41,21 @@
         <w:rPr>
           <w:sz w:val="24"/>
         </w:rPr>
-        <w:t>Inventor(s):  &lt;&lt;inventorEtal&gt;&gt;</w:t>
+        <w:t>Inventor(s):  &lt;&lt;</w:t>
+      </w:r>
+      <w:proofErr w:type="spellStart"/>
+      <w:r>
+        <w:rPr>
+          <w:sz w:val="24"/>
+        </w:rPr>
+        <w:t>inventorEtal</w:t>
+      </w:r>
+      <w:proofErr w:type="spellEnd"/>
+      <w:r>
+        <w:rPr>
+          <w:sz w:val="24"/>
+        </w:rPr>
+        <w:t>&gt;&gt;</w:t>
       </w:r>
     </w:p>
     <w:p>
@@ -101,19 +115,44 @@
         <w:rPr>
           <w:sz w:val="24"/>
         </w:rPr>
-        <w:t xml:space="preserve">        </w:t>
-      </w:r>
-      <w:r>
-        <w:rPr>
-          <w:sz w:val="24"/>
-        </w:rPr>
-        <w:t>&lt;&lt;matterNo&gt;&gt;</w:t>
+        <w:t xml:space="preserve">  </w:t>
+      </w:r>
+      <w:r>
+        <w:rPr>
+          <w:sz w:val="24"/>
+        </w:rPr>
+        <w:t>&lt;&lt;</w:t>
+      </w:r>
+      <w:proofErr w:type="spellStart"/>
+      <w:r>
+        <w:rPr>
+          <w:sz w:val="24"/>
+        </w:rPr>
+        <w:t>matterNo</w:t>
+      </w:r>
+      <w:proofErr w:type="spellEnd"/>
+      <w:r>
+        <w:rPr>
+          <w:sz w:val="24"/>
+        </w:rPr>
+        <w:t>&gt;&gt;</w:t>
+      </w:r>
+      <w:r>
+        <w:rPr>
+          <w:sz w:val="24"/>
+        </w:rPr>
+        <w:t xml:space="preserve"> </w:t>
       </w:r>
       <w:r>
         <w:rPr>
           <w:sz w:val="24"/>
         </w:rPr>
         <w:tab/>
+      </w:r>
+      <w:r>
+        <w:rPr>
+          <w:sz w:val="24"/>
+        </w:rPr>
         <w:t>Serial No</w:t>
       </w:r>
       <w:r>
@@ -126,13 +165,27 @@
         <w:rPr>
           <w:sz w:val="24"/>
         </w:rPr>
-        <w:t xml:space="preserve">              </w:t>
-      </w:r>
-      <w:r>
-        <w:rPr>
-          <w:sz w:val="24"/>
-        </w:rPr>
-        <w:t>&lt;&lt;serialNo&gt;&gt;</w:t>
+        <w:t xml:space="preserve">  </w:t>
+      </w:r>
+      <w:r>
+        <w:rPr>
+          <w:sz w:val="24"/>
+        </w:rPr>
+        <w:t>&lt;&lt;</w:t>
+      </w:r>
+      <w:proofErr w:type="spellStart"/>
+      <w:r>
+        <w:rPr>
+          <w:sz w:val="24"/>
+        </w:rPr>
+        <w:t>serialNo</w:t>
+      </w:r>
+      <w:proofErr w:type="spellEnd"/>
+      <w:r>
+        <w:rPr>
+          <w:sz w:val="24"/>
+        </w:rPr>
+        <w:t>&gt;&gt;</w:t>
       </w:r>
     </w:p>
     <w:p>
@@ -156,13 +209,33 @@
         <w:rPr>
           <w:sz w:val="24"/>
         </w:rPr>
-        <w:t xml:space="preserve">                  </w:t>
-      </w:r>
-      <w:r>
-        <w:rPr>
-          <w:sz w:val="24"/>
-        </w:rPr>
-        <w:t>&lt;&lt;filedDate&gt;&gt;</w:t>
+        <w:t xml:space="preserve"> </w:t>
+      </w:r>
+      <w:r>
+        <w:rPr>
+          <w:sz w:val="24"/>
+        </w:rPr>
+        <w:t xml:space="preserve"> </w:t>
+      </w:r>
+      <w:r>
+        <w:rPr>
+          <w:sz w:val="24"/>
+        </w:rPr>
+        <w:t>&lt;&lt;</w:t>
+      </w:r>
+      <w:proofErr w:type="spellStart"/>
+      <w:r>
+        <w:rPr>
+          <w:sz w:val="24"/>
+        </w:rPr>
+        <w:t>filedDate</w:t>
+      </w:r>
+      <w:proofErr w:type="spellEnd"/>
+      <w:r>
+        <w:rPr>
+          <w:sz w:val="24"/>
+        </w:rPr>
+        <w:t>&gt;&gt;</w:t>
       </w:r>
       <w:r>
         <w:rPr>
@@ -175,13 +248,27 @@
         <w:rPr>
           <w:sz w:val="24"/>
         </w:rPr>
-        <w:t xml:space="preserve">               </w:t>
-      </w:r>
-      <w:r>
-        <w:rPr>
-          <w:sz w:val="24"/>
-        </w:rPr>
-        <w:t>&lt;&lt;dueDate&gt;&gt;</w:t>
+        <w:t xml:space="preserve">  </w:t>
+      </w:r>
+      <w:r>
+        <w:rPr>
+          <w:sz w:val="24"/>
+        </w:rPr>
+        <w:t>&lt;&lt;</w:t>
+      </w:r>
+      <w:proofErr w:type="spellStart"/>
+      <w:r>
+        <w:rPr>
+          <w:sz w:val="24"/>
+        </w:rPr>
+        <w:t>dueDate</w:t>
+      </w:r>
+      <w:proofErr w:type="spellEnd"/>
+      <w:r>
+        <w:rPr>
+          <w:sz w:val="24"/>
+        </w:rPr>
+        <w:t>&gt;&gt;</w:t>
       </w:r>
     </w:p>
     <w:p>
@@ -205,19 +292,38 @@
         <w:rPr>
           <w:sz w:val="24"/>
         </w:rPr>
-        <w:t xml:space="preserve">           </w:t>
-      </w:r>
-      <w:r>
-        <w:rPr>
-          <w:sz w:val="24"/>
-        </w:rPr>
-        <w:t>&lt;&lt;examinerName&gt;&gt;</w:t>
+        <w:t xml:space="preserve">  </w:t>
+      </w:r>
+      <w:r>
+        <w:rPr>
+          <w:sz w:val="24"/>
+        </w:rPr>
+        <w:t>&lt;&lt;</w:t>
+      </w:r>
+      <w:proofErr w:type="spellStart"/>
+      <w:r>
+        <w:rPr>
+          <w:sz w:val="24"/>
+        </w:rPr>
+        <w:t>examinerName</w:t>
+      </w:r>
+      <w:proofErr w:type="spellEnd"/>
+      <w:r>
+        <w:rPr>
+          <w:sz w:val="24"/>
+        </w:rPr>
+        <w:t>&gt;&gt;</w:t>
       </w:r>
       <w:r>
         <w:rPr>
           <w:sz w:val="24"/>
         </w:rPr>
         <w:tab/>
+      </w:r>
+      <w:r>
+        <w:rPr>
+          <w:sz w:val="24"/>
+        </w:rPr>
         <w:t>Group Ar</w:t>
       </w:r>
       <w:r>
@@ -230,13 +336,27 @@
         <w:rPr>
           <w:sz w:val="24"/>
         </w:rPr>
-        <w:t xml:space="preserve">     </w:t>
-      </w:r>
-      <w:r>
-        <w:rPr>
-          <w:sz w:val="24"/>
-        </w:rPr>
-        <w:t>&lt;&lt;artUnit&gt;&gt;</w:t>
+        <w:t xml:space="preserve"> </w:t>
+      </w:r>
+      <w:r>
+        <w:rPr>
+          <w:sz w:val="24"/>
+        </w:rPr>
+        <w:t>&lt;&lt;</w:t>
+      </w:r>
+      <w:proofErr w:type="spellStart"/>
+      <w:r>
+        <w:rPr>
+          <w:sz w:val="24"/>
+        </w:rPr>
+        <w:t>artUnit</w:t>
+      </w:r>
+      <w:proofErr w:type="spellEnd"/>
+      <w:r>
+        <w:rPr>
+          <w:sz w:val="24"/>
+        </w:rPr>
+        <w:t>&gt;&gt;</w:t>
       </w:r>
     </w:p>
     <w:p>
@@ -260,13 +380,33 @@
         <w:rPr>
           <w:sz w:val="24"/>
         </w:rPr>
-        <w:t xml:space="preserve">    </w:t>
-      </w:r>
-      <w:r>
-        <w:rPr>
-          <w:sz w:val="24"/>
-        </w:rPr>
-        <w:t>&lt;&lt;custNoCorresp&gt;&gt;</w:t>
+        <w:t xml:space="preserve"> </w:t>
+      </w:r>
+      <w:r>
+        <w:rPr>
+          <w:sz w:val="24"/>
+        </w:rPr>
+        <w:t xml:space="preserve"> </w:t>
+      </w:r>
+      <w:r>
+        <w:rPr>
+          <w:sz w:val="24"/>
+        </w:rPr>
+        <w:t>&lt;&lt;</w:t>
+      </w:r>
+      <w:proofErr w:type="spellStart"/>
+      <w:r>
+        <w:rPr>
+          <w:sz w:val="24"/>
+        </w:rPr>
+        <w:t>custNoCorresp</w:t>
+      </w:r>
+      <w:proofErr w:type="spellEnd"/>
+      <w:r>
+        <w:rPr>
+          <w:sz w:val="24"/>
+        </w:rPr>
+        <w:t>&gt;&gt;</w:t>
       </w:r>
       <w:r>
         <w:rPr>
@@ -285,13 +425,33 @@
         <w:rPr>
           <w:sz w:val="24"/>
         </w:rPr>
-        <w:t xml:space="preserve">  </w:t>
-      </w:r>
-      <w:r>
-        <w:rPr>
-          <w:sz w:val="24"/>
-        </w:rPr>
-        <w:t>&lt;&lt;confirmNo&gt;&gt;</w:t>
+        <w:t xml:space="preserve"> </w:t>
+      </w:r>
+      <w:r>
+        <w:rPr>
+          <w:sz w:val="24"/>
+        </w:rPr>
+        <w:t xml:space="preserve"> </w:t>
+      </w:r>
+      <w:r>
+        <w:rPr>
+          <w:sz w:val="24"/>
+        </w:rPr>
+        <w:t>&lt;&lt;</w:t>
+      </w:r>
+      <w:proofErr w:type="spellStart"/>
+      <w:r>
+        <w:rPr>
+          <w:sz w:val="24"/>
+        </w:rPr>
+        <w:t>confirmNo</w:t>
+      </w:r>
+      <w:proofErr w:type="spellEnd"/>
+      <w:r>
+        <w:rPr>
+          <w:sz w:val="24"/>
+        </w:rPr>
+        <w:t>&gt;&gt;</w:t>
       </w:r>
     </w:p>
     <w:p>
@@ -433,7 +593,21 @@
         <w:rPr>
           <w:sz w:val="24"/>
         </w:rPr>
-        <w:t>&lt;&lt;surchargeText&gt;&gt;</w:t>
+        <w:t>&lt;&lt;</w:t>
+      </w:r>
+      <w:proofErr w:type="spellStart"/>
+      <w:r>
+        <w:rPr>
+          <w:sz w:val="24"/>
+        </w:rPr>
+        <w:t>surchargeText</w:t>
+      </w:r>
+      <w:proofErr w:type="spellEnd"/>
+      <w:r>
+        <w:rPr>
+          <w:sz w:val="24"/>
+        </w:rPr>
+        <w:t>&gt;&gt;</w:t>
       </w:r>
     </w:p>
     <w:p>
@@ -480,23 +654,25 @@
           <w:bCs/>
           <w:szCs w:val="20"/>
         </w:rPr>
-        <w:t>If not provided for in a separate paper filed herewith, please consider this a PETITION FOR EXTENSION OF TIME for sufficient number of months to enter these papers</w:t>
-      </w:r>
+        <w:t xml:space="preserve">If not provided for in a separate paper filed herewith, please consider this a PETITION FOR EXTENSION OF TIME for </w:t>
+      </w:r>
+      <w:proofErr w:type="gramStart"/>
       <w:r>
         <w:rPr>
           <w:b/>
           <w:bCs/>
           <w:szCs w:val="20"/>
         </w:rPr>
-        <w:t>,</w:t>
-      </w:r>
+        <w:t>sufficient number of</w:t>
+      </w:r>
+      <w:proofErr w:type="gramEnd"/>
       <w:r>
         <w:rPr>
           <w:b/>
           <w:bCs/>
           <w:szCs w:val="20"/>
         </w:rPr>
-        <w:t xml:space="preserve"> and please charge any additional required fees or credit overpayment to Deposit Account No. </w:t>
+        <w:t xml:space="preserve"> months to enter these papers</w:t>
       </w:r>
       <w:r>
         <w:rPr>
@@ -504,7 +680,7 @@
           <w:bCs/>
           <w:szCs w:val="20"/>
         </w:rPr>
-        <w:t>&lt;&lt;depAccount&gt;&gt;</w:t>
+        <w:t>,</w:t>
       </w:r>
       <w:r>
         <w:rPr>
@@ -512,6 +688,40 @@
           <w:bCs/>
           <w:szCs w:val="20"/>
         </w:rPr>
+        <w:t xml:space="preserve"> and please charge any additional required fees or credit overpayment to Deposit Account No. </w:t>
+      </w:r>
+      <w:r>
+        <w:rPr>
+          <w:b/>
+          <w:bCs/>
+          <w:szCs w:val="20"/>
+        </w:rPr>
+        <w:t>&lt;&lt;</w:t>
+      </w:r>
+      <w:proofErr w:type="spellStart"/>
+      <w:r>
+        <w:rPr>
+          <w:b/>
+          <w:bCs/>
+          <w:szCs w:val="20"/>
+        </w:rPr>
+        <w:t>depAccount</w:t>
+      </w:r>
+      <w:proofErr w:type="spellEnd"/>
+      <w:r>
+        <w:rPr>
+          <w:b/>
+          <w:bCs/>
+          <w:szCs w:val="20"/>
+        </w:rPr>
+        <w:t>&gt;&gt;</w:t>
+      </w:r>
+      <w:r>
+        <w:rPr>
+          <w:b/>
+          <w:bCs/>
+          <w:szCs w:val="20"/>
+        </w:rPr>
         <w:t>.</w:t>
       </w:r>
     </w:p>
@@ -579,7 +789,21 @@
         <w:rPr>
           <w:sz w:val="24"/>
         </w:rPr>
-        <w:t>&lt;&lt;echoSignature&gt;&gt;</w:t>
+        <w:t>&lt;&lt;</w:t>
+      </w:r>
+      <w:proofErr w:type="spellStart"/>
+      <w:r>
+        <w:rPr>
+          <w:sz w:val="24"/>
+        </w:rPr>
+        <w:t>echoSignature</w:t>
+      </w:r>
+      <w:proofErr w:type="spellEnd"/>
+      <w:r>
+        <w:rPr>
+          <w:sz w:val="24"/>
+        </w:rPr>
+        <w:t>&gt;&gt;</w:t>
       </w:r>
     </w:p>
     <w:p>
@@ -597,51 +821,64 @@
           <w:szCs w:val="22"/>
           <w:u w:val="single"/>
         </w:rPr>
-        <w:t>&lt;&lt;upperFirmName&gt;&gt;</w:t>
-      </w:r>
+        <w:t>&lt;&lt;</w:t>
+      </w:r>
+      <w:proofErr w:type="spellStart"/>
+      <w:r>
+        <w:rPr>
+          <w:sz w:val="22"/>
+          <w:szCs w:val="22"/>
+          <w:u w:val="single"/>
+        </w:rPr>
+        <w:t>upperFirmName</w:t>
+      </w:r>
+      <w:proofErr w:type="spellEnd"/>
+      <w:r>
+        <w:rPr>
+          <w:sz w:val="22"/>
+          <w:szCs w:val="22"/>
+          <w:u w:val="single"/>
+        </w:rPr>
+        <w:t>&gt;&gt;</w:t>
+      </w:r>
+      <w:bookmarkStart w:id="0" w:name="_Hlk213915105"/>
       <w:r>
         <w:rPr>
           <w:sz w:val="16"/>
           <w:szCs w:val="20"/>
         </w:rPr>
-        <w:t xml:space="preserve">                                   </w:t>
-      </w:r>
-      <w:r>
-        <w:rPr>
-          <w:sz w:val="16"/>
-          <w:szCs w:val="20"/>
-        </w:rPr>
-        <w:t xml:space="preserve">       </w:t>
-      </w:r>
-      <w:r>
-        <w:rPr>
-          <w:sz w:val="24"/>
-        </w:rPr>
-        <w:t>By  _____________________________</w:t>
-      </w:r>
-      <w:r>
-        <w:rPr>
-          <w:sz w:val="24"/>
-        </w:rPr>
-        <w:t>____</w:t>
-      </w:r>
-      <w:r>
-        <w:rPr>
-          <w:sz w:val="24"/>
-        </w:rPr>
-        <w:t>_</w:t>
-      </w:r>
-      <w:r>
-        <w:rPr>
-          <w:sz w:val="24"/>
-        </w:rPr>
-        <w:t>____</w:t>
-      </w:r>
+        <w:t xml:space="preserve">                                </w:t>
+      </w:r>
+      <w:r>
+        <w:rPr>
+          <w:sz w:val="24"/>
+        </w:rPr>
+        <w:t>By</w:t>
+      </w:r>
+      <w:r>
+        <w:rPr>
+          <w:sz w:val="24"/>
+        </w:rPr>
+        <w:t xml:space="preserve"> </w:t>
+      </w:r>
+      <w:r>
+        <w:rPr>
+          <w:sz w:val="24"/>
+        </w:rPr>
+        <w:t>_____________________________</w:t>
+      </w:r>
+      <w:r>
+        <w:rPr>
+          <w:sz w:val="24"/>
+        </w:rPr>
+        <w:t>___</w:t>
+      </w:r>
+      <w:bookmarkEnd w:id="0"/>
     </w:p>
     <w:p>
       <w:pPr>
         <w:tabs>
-          <w:tab w:val="left" w:pos="6300"/>
+          <w:tab w:val="left" w:pos="5760"/>
         </w:tabs>
         <w:rPr>
           <w:sz w:val="24"/>
@@ -663,19 +900,47 @@
         <w:rPr>
           <w:sz w:val="24"/>
         </w:rPr>
-        <w:t>&lt;&lt;custNoCorresp&gt;&gt;</w:t>
-      </w:r>
-      <w:r>
-        <w:rPr>
-          <w:sz w:val="24"/>
-        </w:rPr>
-        <w:t xml:space="preserve">                                               </w:t>
-      </w:r>
-      <w:r>
-        <w:rPr>
-          <w:sz w:val="24"/>
-        </w:rPr>
-        <w:t>&lt;&lt;SAName&gt;&gt;</w:t>
+        <w:t>&lt;&lt;</w:t>
+      </w:r>
+      <w:proofErr w:type="spellStart"/>
+      <w:r>
+        <w:rPr>
+          <w:sz w:val="24"/>
+        </w:rPr>
+        <w:t>custNoCorresp</w:t>
+      </w:r>
+      <w:proofErr w:type="spellEnd"/>
+      <w:r>
+        <w:rPr>
+          <w:sz w:val="24"/>
+        </w:rPr>
+        <w:t>&gt;&gt;</w:t>
+      </w:r>
+      <w:r>
+        <w:rPr>
+          <w:sz w:val="24"/>
+        </w:rPr>
+        <w:tab/>
+      </w:r>
+      <w:r>
+        <w:rPr>
+          <w:sz w:val="24"/>
+        </w:rPr>
+        <w:t>&lt;&lt;</w:t>
+      </w:r>
+      <w:proofErr w:type="spellStart"/>
+      <w:r>
+        <w:rPr>
+          <w:sz w:val="24"/>
+        </w:rPr>
+        <w:t>SAName</w:t>
+      </w:r>
+      <w:proofErr w:type="spellEnd"/>
+      <w:r>
+        <w:rPr>
+          <w:sz w:val="24"/>
+        </w:rPr>
+        <w:t>&gt;&gt;</w:t>
       </w:r>
     </w:p>
     <w:p>
@@ -692,7 +957,7 @@
         <w:rPr>
           <w:sz w:val="24"/>
         </w:rPr>
-        <w:t xml:space="preserve">                                                                                                        </w:t>
+        <w:t xml:space="preserve">                                                                                                </w:t>
       </w:r>
       <w:r>
         <w:rPr>
@@ -704,7 +969,21 @@
         <w:rPr>
           <w:sz w:val="24"/>
         </w:rPr>
-        <w:t>&lt;&lt;SARegNo&gt;&gt;</w:t>
+        <w:t>&lt;&lt;</w:t>
+      </w:r>
+      <w:proofErr w:type="spellStart"/>
+      <w:r>
+        <w:rPr>
+          <w:sz w:val="24"/>
+        </w:rPr>
+        <w:t>SARegNo</w:t>
+      </w:r>
+      <w:proofErr w:type="spellEnd"/>
+      <w:r>
+        <w:rPr>
+          <w:sz w:val="24"/>
+        </w:rPr>
+        <w:t>&gt;&gt;</w:t>
       </w:r>
     </w:p>
     <w:p>
